--- a/tillsyn/A 5020-2026 tillsynsbegäran.docx
+++ b/tillsyn/A 5020-2026 tillsynsbegäran.docx
@@ -98,7 +98,16 @@
         <w:t xml:space="preserve">Dofttaggsvamp (NT) </w:t>
       </w:r>
       <w:r>
-        <w:t>bildar mykorrhiza med gran i framför allt äldre ängsgranskog eller örtrik granskog av frisk lågörttyp. Arten hotas huvudsakligen av slutavverkning och den överlever sannolikt inte en avverkning eftersom den är beroende de levande barrträdens rötter. Troligen missgynnas den av allt för hård gallring eller plockhuggning om huggningen inte efterföljs av skogsbete. Fler örtrika barrskogar, särskilt de med trädkontinuitet, måste skyddas i större utsträckning än vad som tidigare gjorts (SLU Artdatabanken, 2024).</w:t>
+        <w:t xml:space="preserve">bildar mykorrhiza med gran i framför allt äldre ängsgranskog eller örtrik granskog av frisk lågörttyp. Arten hotas huvudsakligen av slutavverkning och den överlever sannolikt inte en avverkning eftersom den är beroende de levande barrträdens rötter. Troligen missgynnas den av allt för hård gallring eller plockhuggning om huggningen inte efterföljs av skogsbete. Fler örtrika barrskogar, särskilt de med trädkontinuitet, måste skyddas i större utsträckning än vad som tidigare gjorts. Dofttaggsvamp är typisk art för </w:t>
+      </w:r>
+      <w:r>
+        <w:rPr>
+          <w:i/>
+        </w:rPr>
+        <w:t>9050 Näringsrik granskog</w:t>
+      </w:r>
+      <w:r>
+        <w:t xml:space="preserve"> (SLU Artdatabanken, 2024).</w:t>
       </w:r>
     </w:p>
     <w:p>
@@ -109,7 +118,16 @@
         <w:t xml:space="preserve">Orange taggsvamp (NT) </w:t>
       </w:r>
       <w:r>
-        <w:t>bildar mykorrhiza med både gran och tall och den förekommer främst i äldre barrskogar med kontinuitetsskogskaraktär. Mest frekvent är den i äldre mossrik granskog, men då bara i skogar inom granens naturliga utbredningsområde och i bestånd med långvarig grankontinuitet. Den totala populationen i landet bedöms ha minskat kraftigt och fortsatt kommer att minska då arten är knuten till en produktiv skogsmiljö som successivt avverkas. Arten hotas främst av skogsavverkning och tycks försvinna efter slutavverkning, markberedning och plantering och det är inte känt att arten har återkommit i anlagd skog på tidigare kalmark (SLU Artdatabanken, 2024).</w:t>
+        <w:t xml:space="preserve">bildar mykorrhiza med både gran och tall och den förekommer främst i äldre barrskogar med kontinuitetsskogskaraktär. Mest frekvent är den i äldre mossrik granskog, men då bara i skogar inom granens naturliga utbredningsområde och i bestånd med långvarig grankontinuitet. Den totala populationen i landet bedöms ha minskat kraftigt och fortsatt kommer att minska då arten är knuten till en produktiv skogsmiljö som successivt avverkas. Arten hotas främst av skogsavverkning och tycks försvinna efter slutavverkning, markberedning och plantering och det är inte känt att arten har återkommit i anlagd skog på tidigare kalmark. Orange taggsvamp är typisk art för </w:t>
+      </w:r>
+      <w:r>
+        <w:rPr>
+          <w:i/>
+        </w:rPr>
+        <w:t>9010 Taiga</w:t>
+      </w:r>
+      <w:r>
+        <w:t xml:space="preserve"> (SLU Artdatabanken, 2024).</w:t>
       </w:r>
     </w:p>
     <w:sectPr>
@@ -240,7 +258,7 @@
     <w:r>
       <w:tab/>
       <w:tab/>
-      <w:t>2026-01-28</w:t>
+      <w:t>2026-01-29</w:t>
       <w:br/>
       <w:br/>
     </w:r>

--- a/tillsyn/A 5020-2026 tillsynsbegäran.docx
+++ b/tillsyn/A 5020-2026 tillsynsbegäran.docx
@@ -258,7 +258,7 @@
     <w:r>
       <w:tab/>
       <w:tab/>
-      <w:t>2026-01-29</w:t>
+      <w:t>2026-01-30</w:t>
       <w:br/>
       <w:br/>
     </w:r>

--- a/tillsyn/A 5020-2026 tillsynsbegäran.docx
+++ b/tillsyn/A 5020-2026 tillsynsbegäran.docx
@@ -258,7 +258,7 @@
     <w:r>
       <w:tab/>
       <w:tab/>
-      <w:t>2026-01-30</w:t>
+      <w:t>2026-01-31</w:t>
       <w:br/>
       <w:br/>
     </w:r>

--- a/tillsyn/A 5020-2026 tillsynsbegäran.docx
+++ b/tillsyn/A 5020-2026 tillsynsbegäran.docx
@@ -258,7 +258,7 @@
     <w:r>
       <w:tab/>
       <w:tab/>
-      <w:t>2026-02-28</w:t>
+      <w:t>2026-03-01</w:t>
       <w:br/>
       <w:br/>
     </w:r>

--- a/tillsyn/A 5020-2026 tillsynsbegäran.docx
+++ b/tillsyn/A 5020-2026 tillsynsbegäran.docx
@@ -258,7 +258,7 @@
     <w:r>
       <w:tab/>
       <w:tab/>
-      <w:t>2026-03-01</w:t>
+      <w:t>2026-03-02</w:t>
       <w:br/>
       <w:br/>
     </w:r>

--- a/tillsyn/A 5020-2026 tillsynsbegäran.docx
+++ b/tillsyn/A 5020-2026 tillsynsbegäran.docx
@@ -258,7 +258,7 @@
     <w:r>
       <w:tab/>
       <w:tab/>
-      <w:t>2026-03-02</w:t>
+      <w:t>2026-03-03</w:t>
       <w:br/>
       <w:br/>
     </w:r>

--- a/tillsyn/A 5020-2026 tillsynsbegäran.docx
+++ b/tillsyn/A 5020-2026 tillsynsbegäran.docx
@@ -258,7 +258,7 @@
     <w:r>
       <w:tab/>
       <w:tab/>
-      <w:t>2026-03-03</w:t>
+      <w:t>2026-03-04</w:t>
       <w:br/>
       <w:br/>
     </w:r>

--- a/tillsyn/A 5020-2026 tillsynsbegäran.docx
+++ b/tillsyn/A 5020-2026 tillsynsbegäran.docx
@@ -258,7 +258,7 @@
     <w:r>
       <w:tab/>
       <w:tab/>
-      <w:t>2026-03-04</w:t>
+      <w:t>2026-03-05</w:t>
       <w:br/>
       <w:br/>
     </w:r>

--- a/tillsyn/A 5020-2026 tillsynsbegäran.docx
+++ b/tillsyn/A 5020-2026 tillsynsbegäran.docx
@@ -258,7 +258,7 @@
     <w:r>
       <w:tab/>
       <w:tab/>
-      <w:t>2026-03-05</w:t>
+      <w:t>2026-03-06</w:t>
       <w:br/>
       <w:br/>
     </w:r>

--- a/tillsyn/A 5020-2026 tillsynsbegäran.docx
+++ b/tillsyn/A 5020-2026 tillsynsbegäran.docx
@@ -258,7 +258,7 @@
     <w:r>
       <w:tab/>
       <w:tab/>
-      <w:t>2026-03-06</w:t>
+      <w:t>2026-03-07</w:t>
       <w:br/>
       <w:br/>
     </w:r>

--- a/tillsyn/A 5020-2026 tillsynsbegäran.docx
+++ b/tillsyn/A 5020-2026 tillsynsbegäran.docx
@@ -258,7 +258,7 @@
     <w:r>
       <w:tab/>
       <w:tab/>
-      <w:t>2026-03-07</w:t>
+      <w:t>2026-03-08</w:t>
       <w:br/>
       <w:br/>
     </w:r>

--- a/tillsyn/A 5020-2026 tillsynsbegäran.docx
+++ b/tillsyn/A 5020-2026 tillsynsbegäran.docx
@@ -258,7 +258,7 @@
     <w:r>
       <w:tab/>
       <w:tab/>
-      <w:t>2026-03-08</w:t>
+      <w:t>2026-03-09</w:t>
       <w:br/>
       <w:br/>
     </w:r>

--- a/tillsyn/A 5020-2026 tillsynsbegäran.docx
+++ b/tillsyn/A 5020-2026 tillsynsbegäran.docx
@@ -258,7 +258,7 @@
     <w:r>
       <w:tab/>
       <w:tab/>
-      <w:t>2026-03-09</w:t>
+      <w:t>2026-03-10</w:t>
       <w:br/>
       <w:br/>
     </w:r>

--- a/tillsyn/A 5020-2026 tillsynsbegäran.docx
+++ b/tillsyn/A 5020-2026 tillsynsbegäran.docx
@@ -258,7 +258,7 @@
     <w:r>
       <w:tab/>
       <w:tab/>
-      <w:t>2026-03-10</w:t>
+      <w:t>2026-03-11</w:t>
       <w:br/>
       <w:br/>
     </w:r>

--- a/tillsyn/A 5020-2026 tillsynsbegäran.docx
+++ b/tillsyn/A 5020-2026 tillsynsbegäran.docx
@@ -258,7 +258,7 @@
     <w:r>
       <w:tab/>
       <w:tab/>
-      <w:t>2026-03-11</w:t>
+      <w:t>2026-03-12</w:t>
       <w:br/>
       <w:br/>
     </w:r>

--- a/tillsyn/A 5020-2026 tillsynsbegäran.docx
+++ b/tillsyn/A 5020-2026 tillsynsbegäran.docx
@@ -258,7 +258,7 @@
     <w:r>
       <w:tab/>
       <w:tab/>
-      <w:t>2026-03-12</w:t>
+      <w:t>2026-03-13</w:t>
       <w:br/>
       <w:br/>
     </w:r>

--- a/tillsyn/A 5020-2026 tillsynsbegäran.docx
+++ b/tillsyn/A 5020-2026 tillsynsbegäran.docx
@@ -258,7 +258,7 @@
     <w:r>
       <w:tab/>
       <w:tab/>
-      <w:t>2026-03-13</w:t>
+      <w:t>2026-03-16</w:t>
       <w:br/>
       <w:br/>
     </w:r>

--- a/tillsyn/A 5020-2026 tillsynsbegäran.docx
+++ b/tillsyn/A 5020-2026 tillsynsbegäran.docx
@@ -258,7 +258,7 @@
     <w:r>
       <w:tab/>
       <w:tab/>
-      <w:t>2026-03-16</w:t>
+      <w:t>2026-03-17</w:t>
       <w:br/>
       <w:br/>
     </w:r>

--- a/tillsyn/A 5020-2026 tillsynsbegäran.docx
+++ b/tillsyn/A 5020-2026 tillsynsbegäran.docx
@@ -258,7 +258,7 @@
     <w:r>
       <w:tab/>
       <w:tab/>
-      <w:t>2026-03-17</w:t>
+      <w:t>2026-03-18</w:t>
       <w:br/>
       <w:br/>
     </w:r>

--- a/tillsyn/A 5020-2026 tillsynsbegäran.docx
+++ b/tillsyn/A 5020-2026 tillsynsbegäran.docx
@@ -258,7 +258,7 @@
     <w:r>
       <w:tab/>
       <w:tab/>
-      <w:t>2026-03-18</w:t>
+      <w:t>2026-03-19</w:t>
       <w:br/>
       <w:br/>
     </w:r>

--- a/tillsyn/A 5020-2026 tillsynsbegäran.docx
+++ b/tillsyn/A 5020-2026 tillsynsbegäran.docx
@@ -258,7 +258,7 @@
     <w:r>
       <w:tab/>
       <w:tab/>
-      <w:t>2026-03-19</w:t>
+      <w:t>2026-03-20</w:t>
       <w:br/>
       <w:br/>
     </w:r>

--- a/tillsyn/A 5020-2026 tillsynsbegäran.docx
+++ b/tillsyn/A 5020-2026 tillsynsbegäran.docx
@@ -258,7 +258,7 @@
     <w:r>
       <w:tab/>
       <w:tab/>
-      <w:t>2026-03-20</w:t>
+      <w:t>2026-03-21</w:t>
       <w:br/>
       <w:br/>
     </w:r>

--- a/tillsyn/A 5020-2026 tillsynsbegäran.docx
+++ b/tillsyn/A 5020-2026 tillsynsbegäran.docx
@@ -258,7 +258,7 @@
     <w:r>
       <w:tab/>
       <w:tab/>
-      <w:t>2026-03-21</w:t>
+      <w:t>2026-03-22</w:t>
       <w:br/>
       <w:br/>
     </w:r>

--- a/tillsyn/A 5020-2026 tillsynsbegäran.docx
+++ b/tillsyn/A 5020-2026 tillsynsbegäran.docx
@@ -258,7 +258,7 @@
     <w:r>
       <w:tab/>
       <w:tab/>
-      <w:t>2026-03-22</w:t>
+      <w:t>2026-03-23</w:t>
       <w:br/>
       <w:br/>
     </w:r>

--- a/tillsyn/A 5020-2026 tillsynsbegäran.docx
+++ b/tillsyn/A 5020-2026 tillsynsbegäran.docx
@@ -258,7 +258,7 @@
     <w:r>
       <w:tab/>
       <w:tab/>
-      <w:t>2026-03-23</w:t>
+      <w:t>2026-03-24</w:t>
       <w:br/>
       <w:br/>
     </w:r>

--- a/tillsyn/A 5020-2026 tillsynsbegäran.docx
+++ b/tillsyn/A 5020-2026 tillsynsbegäran.docx
@@ -258,7 +258,7 @@
     <w:r>
       <w:tab/>
       <w:tab/>
-      <w:t>2026-03-24</w:t>
+      <w:t>2026-03-25</w:t>
       <w:br/>
       <w:br/>
     </w:r>

--- a/tillsyn/A 5020-2026 tillsynsbegäran.docx
+++ b/tillsyn/A 5020-2026 tillsynsbegäran.docx
@@ -258,7 +258,7 @@
     <w:r>
       <w:tab/>
       <w:tab/>
-      <w:t>2026-03-25</w:t>
+      <w:t>2026-03-26</w:t>
       <w:br/>
       <w:br/>
     </w:r>

--- a/tillsyn/A 5020-2026 tillsynsbegäran.docx
+++ b/tillsyn/A 5020-2026 tillsynsbegäran.docx
@@ -258,7 +258,7 @@
     <w:r>
       <w:tab/>
       <w:tab/>
-      <w:t>2026-03-26</w:t>
+      <w:t>2026-03-27</w:t>
       <w:br/>
       <w:br/>
     </w:r>

--- a/tillsyn/A 5020-2026 tillsynsbegäran.docx
+++ b/tillsyn/A 5020-2026 tillsynsbegäran.docx
@@ -258,7 +258,7 @@
     <w:r>
       <w:tab/>
       <w:tab/>
-      <w:t>2026-03-27</w:t>
+      <w:t>2026-03-28</w:t>
       <w:br/>
       <w:br/>
     </w:r>

--- a/tillsyn/A 5020-2026 tillsynsbegäran.docx
+++ b/tillsyn/A 5020-2026 tillsynsbegäran.docx
@@ -258,7 +258,7 @@
     <w:r>
       <w:tab/>
       <w:tab/>
-      <w:t>2026-03-28</w:t>
+      <w:t>2026-03-29</w:t>
       <w:br/>
       <w:br/>
     </w:r>

--- a/tillsyn/A 5020-2026 tillsynsbegäran.docx
+++ b/tillsyn/A 5020-2026 tillsynsbegäran.docx
@@ -258,7 +258,7 @@
     <w:r>
       <w:tab/>
       <w:tab/>
-      <w:t>2026-03-29</w:t>
+      <w:t>2026-03-30</w:t>
       <w:br/>
       <w:br/>
     </w:r>

--- a/tillsyn/A 5020-2026 tillsynsbegäran.docx
+++ b/tillsyn/A 5020-2026 tillsynsbegäran.docx
@@ -258,7 +258,7 @@
     <w:r>
       <w:tab/>
       <w:tab/>
-      <w:t>2026-03-30</w:t>
+      <w:t>2026-03-31</w:t>
       <w:br/>
       <w:br/>
     </w:r>

--- a/tillsyn/A 5020-2026 tillsynsbegäran.docx
+++ b/tillsyn/A 5020-2026 tillsynsbegäran.docx
@@ -258,7 +258,7 @@
     <w:r>
       <w:tab/>
       <w:tab/>
-      <w:t>2026-03-31</w:t>
+      <w:t>2026-04-01</w:t>
       <w:br/>
       <w:br/>
     </w:r>

--- a/tillsyn/A 5020-2026 tillsynsbegäran.docx
+++ b/tillsyn/A 5020-2026 tillsynsbegäran.docx
@@ -258,7 +258,7 @@
     <w:r>
       <w:tab/>
       <w:tab/>
-      <w:t>2026-04-01</w:t>
+      <w:t>2026-04-02</w:t>
       <w:br/>
       <w:br/>
     </w:r>

--- a/tillsyn/A 5020-2026 tillsynsbegäran.docx
+++ b/tillsyn/A 5020-2026 tillsynsbegäran.docx
@@ -258,7 +258,7 @@
     <w:r>
       <w:tab/>
       <w:tab/>
-      <w:t>2026-04-02</w:t>
+      <w:t>2026-04-03</w:t>
       <w:br/>
       <w:br/>
     </w:r>

--- a/tillsyn/A 5020-2026 tillsynsbegäran.docx
+++ b/tillsyn/A 5020-2026 tillsynsbegäran.docx
@@ -258,7 +258,7 @@
     <w:r>
       <w:tab/>
       <w:tab/>
-      <w:t>2026-04-03</w:t>
+      <w:t>2026-04-04</w:t>
       <w:br/>
       <w:br/>
     </w:r>

--- a/tillsyn/A 5020-2026 tillsynsbegäran.docx
+++ b/tillsyn/A 5020-2026 tillsynsbegäran.docx
@@ -258,7 +258,7 @@
     <w:r>
       <w:tab/>
       <w:tab/>
-      <w:t>2026-04-04</w:t>
+      <w:t>2026-04-05</w:t>
       <w:br/>
       <w:br/>
     </w:r>

--- a/tillsyn/A 5020-2026 tillsynsbegäran.docx
+++ b/tillsyn/A 5020-2026 tillsynsbegäran.docx
@@ -258,7 +258,7 @@
     <w:r>
       <w:tab/>
       <w:tab/>
-      <w:t>2026-04-05</w:t>
+      <w:t>2026-04-06</w:t>
       <w:br/>
       <w:br/>
     </w:r>

--- a/tillsyn/A 5020-2026 tillsynsbegäran.docx
+++ b/tillsyn/A 5020-2026 tillsynsbegäran.docx
@@ -258,7 +258,7 @@
     <w:r>
       <w:tab/>
       <w:tab/>
-      <w:t>2026-04-06</w:t>
+      <w:t>2026-04-07</w:t>
       <w:br/>
       <w:br/>
     </w:r>

--- a/tillsyn/A 5020-2026 tillsynsbegäran.docx
+++ b/tillsyn/A 5020-2026 tillsynsbegäran.docx
@@ -258,7 +258,7 @@
     <w:r>
       <w:tab/>
       <w:tab/>
-      <w:t>2026-04-07</w:t>
+      <w:t>2026-04-08</w:t>
       <w:br/>
       <w:br/>
     </w:r>

--- a/tillsyn/A 5020-2026 tillsynsbegäran.docx
+++ b/tillsyn/A 5020-2026 tillsynsbegäran.docx
@@ -258,7 +258,7 @@
     <w:r>
       <w:tab/>
       <w:tab/>
-      <w:t>2026-04-08</w:t>
+      <w:t>2026-04-09</w:t>
       <w:br/>
       <w:br/>
     </w:r>

--- a/tillsyn/A 5020-2026 tillsynsbegäran.docx
+++ b/tillsyn/A 5020-2026 tillsynsbegäran.docx
@@ -258,7 +258,7 @@
     <w:r>
       <w:tab/>
       <w:tab/>
-      <w:t>2026-04-09</w:t>
+      <w:t>2026-04-10</w:t>
       <w:br/>
       <w:br/>
     </w:r>

--- a/tillsyn/A 5020-2026 tillsynsbegäran.docx
+++ b/tillsyn/A 5020-2026 tillsynsbegäran.docx
@@ -258,7 +258,7 @@
     <w:r>
       <w:tab/>
       <w:tab/>
-      <w:t>2026-04-10</w:t>
+      <w:t>2026-04-11</w:t>
       <w:br/>
       <w:br/>
     </w:r>

--- a/tillsyn/A 5020-2026 tillsynsbegäran.docx
+++ b/tillsyn/A 5020-2026 tillsynsbegäran.docx
@@ -258,7 +258,7 @@
     <w:r>
       <w:tab/>
       <w:tab/>
-      <w:t>2026-04-11</w:t>
+      <w:t>2026-04-12</w:t>
       <w:br/>
       <w:br/>
     </w:r>

--- a/tillsyn/A 5020-2026 tillsynsbegäran.docx
+++ b/tillsyn/A 5020-2026 tillsynsbegäran.docx
@@ -258,7 +258,7 @@
     <w:r>
       <w:tab/>
       <w:tab/>
-      <w:t>2026-04-14</w:t>
+      <w:t>2026-04-15</w:t>
       <w:br/>
       <w:br/>
     </w:r>

--- a/tillsyn/A 5020-2026 tillsynsbegäran.docx
+++ b/tillsyn/A 5020-2026 tillsynsbegäran.docx
@@ -258,7 +258,7 @@
     <w:r>
       <w:tab/>
       <w:tab/>
-      <w:t>2026-04-15</w:t>
+      <w:t>2026-04-16</w:t>
       <w:br/>
       <w:br/>
     </w:r>

--- a/tillsyn/A 5020-2026 tillsynsbegäran.docx
+++ b/tillsyn/A 5020-2026 tillsynsbegäran.docx
@@ -258,7 +258,7 @@
     <w:r>
       <w:tab/>
       <w:tab/>
-      <w:t>2026-04-16</w:t>
+      <w:t>2026-04-17</w:t>
       <w:br/>
       <w:br/>
     </w:r>

--- a/tillsyn/A 5020-2026 tillsynsbegäran.docx
+++ b/tillsyn/A 5020-2026 tillsynsbegäran.docx
@@ -258,7 +258,7 @@
     <w:r>
       <w:tab/>
       <w:tab/>
-      <w:t>2026-04-17</w:t>
+      <w:t>2026-04-18</w:t>
       <w:br/>
       <w:br/>
     </w:r>

--- a/tillsyn/A 5020-2026 tillsynsbegäran.docx
+++ b/tillsyn/A 5020-2026 tillsynsbegäran.docx
@@ -258,7 +258,7 @@
     <w:r>
       <w:tab/>
       <w:tab/>
-      <w:t>2026-04-18</w:t>
+      <w:t>2026-04-19</w:t>
       <w:br/>
       <w:br/>
     </w:r>

--- a/tillsyn/A 5020-2026 tillsynsbegäran.docx
+++ b/tillsyn/A 5020-2026 tillsynsbegäran.docx
@@ -258,7 +258,7 @@
     <w:r>
       <w:tab/>
       <w:tab/>
-      <w:t>2026-04-19</w:t>
+      <w:t>2026-04-20</w:t>
       <w:br/>
       <w:br/>
     </w:r>

--- a/tillsyn/A 5020-2026 tillsynsbegäran.docx
+++ b/tillsyn/A 5020-2026 tillsynsbegäran.docx
@@ -258,7 +258,7 @@
     <w:r>
       <w:tab/>
       <w:tab/>
-      <w:t>2026-04-20</w:t>
+      <w:t>2026-04-21</w:t>
       <w:br/>
       <w:br/>
     </w:r>

--- a/tillsyn/A 5020-2026 tillsynsbegäran.docx
+++ b/tillsyn/A 5020-2026 tillsynsbegäran.docx
@@ -258,7 +258,7 @@
     <w:r>
       <w:tab/>
       <w:tab/>
-      <w:t>2026-04-21</w:t>
+      <w:t>2026-04-22</w:t>
       <w:br/>
       <w:br/>
     </w:r>

--- a/tillsyn/A 5020-2026 tillsynsbegäran.docx
+++ b/tillsyn/A 5020-2026 tillsynsbegäran.docx
@@ -258,7 +258,7 @@
     <w:r>
       <w:tab/>
       <w:tab/>
-      <w:t>2026-04-22</w:t>
+      <w:t>2026-04-23</w:t>
       <w:br/>
       <w:br/>
     </w:r>

--- a/tillsyn/A 5020-2026 tillsynsbegäran.docx
+++ b/tillsyn/A 5020-2026 tillsynsbegäran.docx
@@ -258,7 +258,7 @@
     <w:r>
       <w:tab/>
       <w:tab/>
-      <w:t>2026-04-23</w:t>
+      <w:t>2026-04-24</w:t>
       <w:br/>
       <w:br/>
     </w:r>

--- a/tillsyn/A 5020-2026 tillsynsbegäran.docx
+++ b/tillsyn/A 5020-2026 tillsynsbegäran.docx
@@ -258,7 +258,7 @@
     <w:r>
       <w:tab/>
       <w:tab/>
-      <w:t>2026-04-24</w:t>
+      <w:t>2026-04-25</w:t>
       <w:br/>
       <w:br/>
     </w:r>

--- a/tillsyn/A 5020-2026 tillsynsbegäran.docx
+++ b/tillsyn/A 5020-2026 tillsynsbegäran.docx
@@ -258,7 +258,7 @@
     <w:r>
       <w:tab/>
       <w:tab/>
-      <w:t>2026-04-25</w:t>
+      <w:t>2026-04-26</w:t>
       <w:br/>
       <w:br/>
     </w:r>

--- a/tillsyn/A 5020-2026 tillsynsbegäran.docx
+++ b/tillsyn/A 5020-2026 tillsynsbegäran.docx
@@ -258,7 +258,7 @@
     <w:r>
       <w:tab/>
       <w:tab/>
-      <w:t>2026-04-26</w:t>
+      <w:t>2026-04-27</w:t>
       <w:br/>
       <w:br/>
     </w:r>

--- a/tillsyn/A 5020-2026 tillsynsbegäran.docx
+++ b/tillsyn/A 5020-2026 tillsynsbegäran.docx
@@ -258,7 +258,7 @@
     <w:r>
       <w:tab/>
       <w:tab/>
-      <w:t>2026-04-27</w:t>
+      <w:t>2026-04-28</w:t>
       <w:br/>
       <w:br/>
     </w:r>

--- a/tillsyn/A 5020-2026 tillsynsbegäran.docx
+++ b/tillsyn/A 5020-2026 tillsynsbegäran.docx
@@ -258,7 +258,7 @@
     <w:r>
       <w:tab/>
       <w:tab/>
-      <w:t>2026-04-28</w:t>
+      <w:t>2026-04-29</w:t>
       <w:br/>
       <w:br/>
     </w:r>

--- a/tillsyn/A 5020-2026 tillsynsbegäran.docx
+++ b/tillsyn/A 5020-2026 tillsynsbegäran.docx
@@ -258,7 +258,7 @@
     <w:r>
       <w:tab/>
       <w:tab/>
-      <w:t>2026-04-29</w:t>
+      <w:t>2026-04-30</w:t>
       <w:br/>
       <w:br/>
     </w:r>

--- a/tillsyn/A 5020-2026 tillsynsbegäran.docx
+++ b/tillsyn/A 5020-2026 tillsynsbegäran.docx
@@ -258,7 +258,7 @@
     <w:r>
       <w:tab/>
       <w:tab/>
-      <w:t>2026-04-30</w:t>
+      <w:t>2026-05-01</w:t>
       <w:br/>
       <w:br/>
     </w:r>

--- a/tillsyn/A 5020-2026 tillsynsbegäran.docx
+++ b/tillsyn/A 5020-2026 tillsynsbegäran.docx
@@ -258,7 +258,7 @@
     <w:r>
       <w:tab/>
       <w:tab/>
-      <w:t>2026-05-01</w:t>
+      <w:t>2026-05-02</w:t>
       <w:br/>
       <w:br/>
     </w:r>

--- a/tillsyn/A 5020-2026 tillsynsbegäran.docx
+++ b/tillsyn/A 5020-2026 tillsynsbegäran.docx
@@ -258,7 +258,7 @@
     <w:r>
       <w:tab/>
       <w:tab/>
-      <w:t>2026-05-02</w:t>
+      <w:t>2026-05-03</w:t>
       <w:br/>
       <w:br/>
     </w:r>

--- a/tillsyn/A 5020-2026 tillsynsbegäran.docx
+++ b/tillsyn/A 5020-2026 tillsynsbegäran.docx
@@ -258,7 +258,7 @@
     <w:r>
       <w:tab/>
       <w:tab/>
-      <w:t>2026-05-03</w:t>
+      <w:t>2026-05-04</w:t>
       <w:br/>
       <w:br/>
     </w:r>

--- a/tillsyn/A 5020-2026 tillsynsbegäran.docx
+++ b/tillsyn/A 5020-2026 tillsynsbegäran.docx
@@ -258,7 +258,7 @@
     <w:r>
       <w:tab/>
       <w:tab/>
-      <w:t>2026-05-16</w:t>
+      <w:t>2026-05-17</w:t>
       <w:br/>
       <w:br/>
     </w:r>

--- a/tillsyn/A 5020-2026 tillsynsbegäran.docx
+++ b/tillsyn/A 5020-2026 tillsynsbegäran.docx
@@ -258,7 +258,7 @@
     <w:r>
       <w:tab/>
       <w:tab/>
-      <w:t>2026-05-17</w:t>
+      <w:t>2026-05-18</w:t>
       <w:br/>
       <w:br/>
     </w:r>
